--- a/site/docs/itam-maturity/method.docx
+++ b/site/docs/itam-maturity/method.docx
@@ -69,7 +69,28 @@
         <w:tab/>
       </w:r>
       <w:r>
-        <w:t xml:space="preserve">Score each area. Where the evidence doesn't support the stated score, lower it and say why.</w:t>
+        <w:t xml:space="preserve">Score each area. For entitlement, vendor, and cost, look for proof-of-purchase records (</w:t>
+      </w:r>
+      <w:r>
+        <w:t xml:space="preserve">Proof of purchase check template</w:t>
+      </w:r>
+      <w:r>
+        <w:t xml:space="preserve">), an acquisition gate (</w:t>
+      </w:r>
+      <w:r>
+        <w:t xml:space="preserve">Acquisition gate checklist</w:t>
+      </w:r>
+      <w:r>
+        <w:t xml:space="preserve">), and a written audit response plan (</w:t>
+      </w:r>
+      <w:r>
+        <w:rPr>
+          <w:rFonts w:ascii="Consolas" w:hAnsi="Consolas"/>
+        </w:rPr>
+        <w:t xml:space="preserve">audit-response</w:t>
+      </w:r>
+      <w:r>
+        <w:t xml:space="preserve"> skill). Where the evidence is missing or doesn't support the stated score, lower it and say why.</w:t>
       </w:r>
     </w:p>
     <w:p>
